--- a/testakten/starug-schutzschirm-grossbach-druckguss-erfurt/05_starug_plan_entwurf.docx
+++ b/testakten/starug-schutzschirm-grossbach-druckguss-erfurt/05_starug_plan_entwurf.docx
@@ -5,72 +5,114 @@
     <w:p>
       <w:pPr>
         <w:pStyle w:val="Heading1"/>
+        <w:spacing w:after="160" w:line="259" w:lineRule="auto"/>
       </w:pPr>
       <w:r>
         <w:rPr>
           <w:rFonts w:ascii="Times New Roman" w:hAnsi="Times New Roman"/>
+          <w:b/>
+          <w:sz w:val="28"/>
         </w:rPr>
         <w:t>05 – StaRUG-Restrukturierungsplan (Planentwurf)</w:t>
       </w:r>
     </w:p>
     <w:p>
       <w:pPr>
+        <w:spacing w:before="120" w:after="60" w:line="259" w:lineRule="auto"/>
         <w:jc w:val="left"/>
       </w:pPr>
       <w:r>
         <w:rPr>
-          <w:b/>
+          <w:rFonts w:ascii="Times New Roman" w:hAnsi="Times New Roman"/>
+          <w:b w:val="0"/>
+          <w:i w:val="0"/>
+          <w:sz w:val="22"/>
         </w:rPr>
         <w:t>Mandantin:</w:t>
       </w:r>
       <w:r>
+        <w:rPr>
+          <w:rFonts w:ascii="Times New Roman" w:hAnsi="Times New Roman"/>
+          <w:b w:val="0"/>
+          <w:i w:val="0"/>
+          <w:sz w:val="22"/>
+        </w:rPr>
         <w:t xml:space="preserve"> Großbach Druckguss &amp; Präzision GmbH &amp; Co. KG</w:t>
       </w:r>
     </w:p>
     <w:p>
       <w:pPr>
+        <w:spacing w:before="120" w:after="60" w:line="259" w:lineRule="auto"/>
         <w:jc w:val="left"/>
       </w:pPr>
       <w:r>
         <w:rPr>
+          <w:rFonts w:ascii="Times New Roman" w:hAnsi="Times New Roman"/>
           <w:b/>
+          <w:sz w:val="22"/>
         </w:rPr>
         <w:t>Restrukturierungsgericht:</w:t>
       </w:r>
       <w:r>
+        <w:rPr>
+          <w:rFonts w:ascii="Times New Roman" w:hAnsi="Times New Roman"/>
+          <w:b/>
+          <w:sz w:val="22"/>
+        </w:rPr>
         <w:t xml:space="preserve"> AG Erfurt, Aktenzeichen 203 RES 7/26</w:t>
       </w:r>
     </w:p>
     <w:p>
       <w:pPr>
+        <w:spacing w:before="120" w:after="60" w:line="259" w:lineRule="auto"/>
         <w:jc w:val="left"/>
       </w:pPr>
       <w:r>
         <w:rPr>
-          <w:b/>
+          <w:rFonts w:ascii="Times New Roman" w:hAnsi="Times New Roman"/>
+          <w:b w:val="0"/>
+          <w:i w:val="0"/>
+          <w:sz w:val="22"/>
         </w:rPr>
         <w:t>Bearbeiter:</w:t>
       </w:r>
       <w:r>
+        <w:rPr>
+          <w:rFonts w:ascii="Times New Roman" w:hAnsi="Times New Roman"/>
+          <w:b w:val="0"/>
+          <w:i w:val="0"/>
+          <w:sz w:val="22"/>
+        </w:rPr>
         <w:t xml:space="preserve"> RA Dr. Maximilian Drosselberg</w:t>
       </w:r>
     </w:p>
     <w:p>
       <w:pPr>
+        <w:spacing w:before="120" w:after="60" w:line="259" w:lineRule="auto"/>
         <w:jc w:val="left"/>
       </w:pPr>
       <w:r>
         <w:rPr>
-          <w:b/>
+          <w:rFonts w:ascii="Times New Roman" w:hAnsi="Times New Roman"/>
+          <w:b w:val="0"/>
+          <w:i w:val="0"/>
+          <w:sz w:val="22"/>
         </w:rPr>
         <w:t>Datum:</w:t>
       </w:r>
       <w:r>
+        <w:rPr>
+          <w:rFonts w:ascii="Times New Roman" w:hAnsi="Times New Roman"/>
+          <w:b w:val="0"/>
+          <w:i w:val="0"/>
+          <w:sz w:val="22"/>
+        </w:rPr>
         <w:t xml:space="preserve"> 08. Mai 2026</w:t>
       </w:r>
     </w:p>
     <w:p>
       <w:pPr>
+        <w:spacing w:line="259" w:lineRule="auto" w:after="60"/>
         <w:jc w:val="left"/>
       </w:pPr>
       <w:r>
@@ -85,16 +127,27 @@
     </w:p>
     <w:p>
       <w:pPr>
+        <w:spacing w:before="120" w:after="60" w:line="259" w:lineRule="auto"/>
         <w:jc w:val="left"/>
       </w:pPr>
       <w:r>
+        <w:rPr>
+          <w:rFonts w:ascii="Times New Roman" w:hAnsi="Times New Roman"/>
+          <w:b/>
+          <w:sz w:val="22"/>
+        </w:rPr>
         <w:t>Unternehmen (StaRUG) vom 22.12.2020 (BGBl. I S. 3256)</w:t>
       </w:r>
     </w:p>
-    <w:p/>
+    <w:p>
+      <w:pPr>
+        <w:spacing w:line="259" w:lineRule="auto" w:after="60"/>
+      </w:pPr>
+    </w:p>
     <w:p>
       <w:pPr>
         <w:pStyle w:val="Heading2"/>
+        <w:spacing w:line="259" w:lineRule="auto" w:after="60"/>
       </w:pPr>
       <w:r>
         <w:rPr>
@@ -105,6 +158,7 @@
     </w:p>
     <w:p>
       <w:pPr>
+        <w:spacing w:line="259" w:lineRule="auto" w:after="60"/>
         <w:jc w:val="left"/>
       </w:pPr>
       <w:r>
@@ -113,6 +167,7 @@
     </w:p>
     <w:p>
       <w:pPr>
+        <w:spacing w:line="259" w:lineRule="auto" w:after="60"/>
         <w:jc w:val="left"/>
       </w:pPr>
       <w:r>
@@ -121,6 +176,7 @@
     </w:p>
     <w:p>
       <w:pPr>
+        <w:spacing w:line="259" w:lineRule="auto" w:after="60"/>
         <w:jc w:val="left"/>
       </w:pPr>
       <w:r>
@@ -129,6 +185,7 @@
     </w:p>
     <w:p>
       <w:pPr>
+        <w:spacing w:line="259" w:lineRule="auto" w:after="60"/>
         <w:jc w:val="left"/>
       </w:pPr>
       <w:r>
@@ -137,6 +194,7 @@
     </w:p>
     <w:p>
       <w:pPr>
+        <w:spacing w:line="259" w:lineRule="auto" w:after="60"/>
         <w:jc w:val="left"/>
       </w:pPr>
       <w:r>
@@ -145,6 +203,7 @@
     </w:p>
     <w:p>
       <w:pPr>
+        <w:spacing w:line="259" w:lineRule="auto" w:after="60"/>
         <w:jc w:val="left"/>
       </w:pPr>
       <w:r>
@@ -153,6 +212,7 @@
     </w:p>
     <w:p>
       <w:pPr>
+        <w:spacing w:line="259" w:lineRule="auto" w:after="60"/>
         <w:jc w:val="left"/>
       </w:pPr>
       <w:r>
@@ -161,16 +221,22 @@
     </w:p>
     <w:p>
       <w:pPr>
+        <w:spacing w:line="259" w:lineRule="auto" w:after="60"/>
         <w:jc w:val="left"/>
       </w:pPr>
       <w:r>
         <w:t>zur Bestätigung vorgelegt werden.</w:t>
       </w:r>
     </w:p>
-    <w:p/>
+    <w:p>
+      <w:pPr>
+        <w:spacing w:line="259" w:lineRule="auto" w:after="60"/>
+      </w:pPr>
+    </w:p>
     <w:p>
       <w:pPr>
         <w:pStyle w:val="Heading2"/>
+        <w:spacing w:line="259" w:lineRule="auto" w:after="60"/>
       </w:pPr>
       <w:r>
         <w:rPr>
@@ -182,6 +248,7 @@
     <w:p>
       <w:pPr>
         <w:pStyle w:val="Heading3"/>
+        <w:spacing w:line="259" w:lineRule="auto" w:after="60"/>
       </w:pPr>
       <w:r>
         <w:rPr>
@@ -192,6 +259,7 @@
     </w:p>
     <w:p>
       <w:pPr>
+        <w:spacing w:line="259" w:lineRule="auto" w:after="60"/>
         <w:jc w:val="left"/>
       </w:pPr>
       <w:r>
@@ -206,6 +274,7 @@
     </w:p>
     <w:p>
       <w:pPr>
+        <w:spacing w:line="259" w:lineRule="auto" w:after="60"/>
         <w:jc w:val="left"/>
       </w:pPr>
       <w:r>
@@ -214,6 +283,7 @@
     </w:p>
     <w:p>
       <w:pPr>
+        <w:spacing w:line="259" w:lineRule="auto" w:after="60"/>
         <w:jc w:val="left"/>
       </w:pPr>
       <w:r>
@@ -222,6 +292,7 @@
     </w:p>
     <w:p>
       <w:pPr>
+        <w:spacing w:line="259" w:lineRule="auto" w:after="60"/>
         <w:jc w:val="left"/>
       </w:pPr>
       <w:r>
@@ -230,6 +301,7 @@
     </w:p>
     <w:p>
       <w:pPr>
+        <w:spacing w:line="259" w:lineRule="auto" w:after="60"/>
         <w:jc w:val="left"/>
       </w:pPr>
       <w:r>
@@ -238,6 +310,7 @@
     </w:p>
     <w:p>
       <w:pPr>
+        <w:spacing w:line="259" w:lineRule="auto" w:after="60"/>
         <w:jc w:val="left"/>
       </w:pPr>
       <w:r>
@@ -249,6 +322,7 @@
     </w:p>
     <w:p>
       <w:pPr>
+        <w:spacing w:line="259" w:lineRule="auto" w:after="60"/>
         <w:jc w:val="left"/>
       </w:pPr>
       <w:r>
@@ -257,6 +331,7 @@
     </w:p>
     <w:p>
       <w:pPr>
+        <w:spacing w:line="259" w:lineRule="auto" w:after="60"/>
         <w:jc w:val="left"/>
       </w:pPr>
       <w:r>
@@ -265,6 +340,7 @@
     </w:p>
     <w:p>
       <w:pPr>
+        <w:spacing w:line="259" w:lineRule="auto" w:after="60"/>
         <w:jc w:val="left"/>
       </w:pPr>
       <w:r>
@@ -274,6 +350,7 @@
     <w:p>
       <w:pPr>
         <w:pStyle w:val="Heading3"/>
+        <w:spacing w:line="259" w:lineRule="auto" w:after="60"/>
       </w:pPr>
       <w:r>
         <w:rPr>
@@ -284,6 +361,7 @@
     </w:p>
     <w:p>
       <w:pPr>
+        <w:spacing w:line="259" w:lineRule="auto" w:after="60"/>
         <w:jc w:val="left"/>
       </w:pPr>
       <w:r>
@@ -292,6 +370,7 @@
     </w:p>
     <w:p>
       <w:pPr>
+        <w:spacing w:line="259" w:lineRule="auto" w:after="60"/>
         <w:jc w:val="left"/>
       </w:pPr>
       <w:r>
@@ -300,6 +379,7 @@
     </w:p>
     <w:p>
       <w:pPr>
+        <w:spacing w:line="259" w:lineRule="auto" w:after="60"/>
         <w:jc w:val="left"/>
       </w:pPr>
       <w:r>
@@ -308,6 +388,7 @@
     </w:p>
     <w:p>
       <w:pPr>
+        <w:spacing w:line="259" w:lineRule="auto" w:after="60"/>
         <w:jc w:val="left"/>
       </w:pPr>
       <w:r>
@@ -319,6 +400,7 @@
     </w:p>
     <w:p>
       <w:pPr>
+        <w:spacing w:line="259" w:lineRule="auto" w:after="60"/>
         <w:jc w:val="left"/>
       </w:pPr>
       <w:r>
@@ -327,6 +409,7 @@
     </w:p>
     <w:p>
       <w:pPr>
+        <w:spacing w:line="259" w:lineRule="auto" w:after="60"/>
         <w:jc w:val="left"/>
       </w:pPr>
       <w:r>
@@ -335,6 +418,7 @@
     </w:p>
     <w:p>
       <w:pPr>
+        <w:spacing w:line="259" w:lineRule="auto" w:after="60"/>
         <w:jc w:val="left"/>
       </w:pPr>
       <w:r>
@@ -346,6 +430,7 @@
     </w:p>
     <w:p>
       <w:pPr>
+        <w:spacing w:line="259" w:lineRule="auto" w:after="60"/>
         <w:jc w:val="left"/>
       </w:pPr>
       <w:r>
@@ -354,6 +439,7 @@
     </w:p>
     <w:p>
       <w:pPr>
+        <w:spacing w:line="259" w:lineRule="auto" w:after="60"/>
         <w:jc w:val="left"/>
       </w:pPr>
       <w:r>
@@ -365,6 +451,7 @@
     </w:p>
     <w:p>
       <w:pPr>
+        <w:spacing w:line="259" w:lineRule="auto" w:after="60"/>
         <w:jc w:val="left"/>
       </w:pPr>
       <w:r>
@@ -373,6 +460,7 @@
     </w:p>
     <w:p>
       <w:pPr>
+        <w:spacing w:line="259" w:lineRule="auto" w:after="60"/>
         <w:jc w:val="left"/>
       </w:pPr>
       <w:r>
@@ -384,6 +472,7 @@
     </w:p>
     <w:p>
       <w:pPr>
+        <w:spacing w:line="259" w:lineRule="auto" w:after="60"/>
         <w:jc w:val="left"/>
       </w:pPr>
       <w:r>
@@ -393,6 +482,7 @@
     <w:p>
       <w:pPr>
         <w:pStyle w:val="Heading3"/>
+        <w:spacing w:line="259" w:lineRule="auto" w:after="60"/>
       </w:pPr>
       <w:r>
         <w:rPr>
@@ -403,6 +493,7 @@
     </w:p>
     <w:p>
       <w:pPr>
+        <w:spacing w:line="259" w:lineRule="auto" w:after="60"/>
         <w:jc w:val="left"/>
       </w:pPr>
       <w:r>
@@ -721,6 +812,7 @@
     </w:tbl>
     <w:p>
       <w:pPr>
+        <w:spacing w:line="259" w:lineRule="auto" w:after="60"/>
         <w:jc w:val="left"/>
       </w:pPr>
       <w:r>
@@ -1037,10 +1129,15 @@
         </w:tc>
       </w:tr>
     </w:tbl>
-    <w:p/>
+    <w:p>
+      <w:pPr>
+        <w:spacing w:line="259" w:lineRule="auto" w:after="60"/>
+      </w:pPr>
+    </w:p>
     <w:p>
       <w:pPr>
         <w:pStyle w:val="Heading2"/>
+        <w:spacing w:line="259" w:lineRule="auto" w:after="60"/>
       </w:pPr>
       <w:r>
         <w:rPr>
@@ -1052,6 +1149,7 @@
     <w:p>
       <w:pPr>
         <w:pStyle w:val="Heading3"/>
+        <w:spacing w:line="259" w:lineRule="auto" w:after="60"/>
       </w:pPr>
       <w:r>
         <w:rPr>
@@ -1063,6 +1161,7 @@
     <w:p>
       <w:pPr>
         <w:pStyle w:val="ListNumber"/>
+        <w:spacing w:line="259" w:lineRule="auto" w:after="60"/>
       </w:pPr>
       <w:r>
         <w:rPr>
@@ -1076,6 +1175,7 @@
     </w:p>
     <w:p>
       <w:pPr>
+        <w:spacing w:line="259" w:lineRule="auto" w:after="60"/>
         <w:jc w:val="left"/>
       </w:pPr>
       <w:r>
@@ -1084,6 +1184,7 @@
     </w:p>
     <w:p>
       <w:pPr>
+        <w:spacing w:line="259" w:lineRule="auto" w:after="60"/>
         <w:jc w:val="left"/>
       </w:pPr>
       <w:r>
@@ -1093,6 +1194,7 @@
     <w:p>
       <w:pPr>
         <w:pStyle w:val="ListNumber"/>
+        <w:spacing w:line="259" w:lineRule="auto" w:after="60"/>
       </w:pPr>
       <w:r>
         <w:rPr>
@@ -1106,6 +1208,7 @@
     </w:p>
     <w:p>
       <w:pPr>
+        <w:spacing w:line="259" w:lineRule="auto" w:after="60"/>
         <w:jc w:val="left"/>
       </w:pPr>
       <w:r>
@@ -1115,6 +1218,7 @@
     <w:p>
       <w:pPr>
         <w:pStyle w:val="ListNumber"/>
+        <w:spacing w:line="259" w:lineRule="auto" w:after="60"/>
       </w:pPr>
       <w:r>
         <w:rPr>
@@ -1128,6 +1232,7 @@
     </w:p>
     <w:p>
       <w:pPr>
+        <w:spacing w:line="259" w:lineRule="auto" w:after="60"/>
         <w:jc w:val="left"/>
       </w:pPr>
       <w:r>
@@ -1137,6 +1242,7 @@
     <w:p>
       <w:pPr>
         <w:pStyle w:val="ListNumber"/>
+        <w:spacing w:line="259" w:lineRule="auto" w:after="60"/>
       </w:pPr>
       <w:r>
         <w:rPr>
@@ -1150,6 +1256,7 @@
     </w:p>
     <w:p>
       <w:pPr>
+        <w:spacing w:line="259" w:lineRule="auto" w:after="60"/>
         <w:jc w:val="left"/>
       </w:pPr>
       <w:r>
@@ -1159,6 +1266,7 @@
     <w:p>
       <w:pPr>
         <w:pStyle w:val="Heading3"/>
+        <w:spacing w:line="259" w:lineRule="auto" w:after="60"/>
       </w:pPr>
       <w:r>
         <w:rPr>
@@ -1170,6 +1278,7 @@
     <w:p>
       <w:pPr>
         <w:pStyle w:val="ListNumber"/>
+        <w:spacing w:line="259" w:lineRule="auto" w:after="60"/>
       </w:pPr>
       <w:r>
         <w:rPr>
@@ -1183,6 +1292,7 @@
     </w:p>
     <w:p>
       <w:pPr>
+        <w:spacing w:line="259" w:lineRule="auto" w:after="60"/>
         <w:jc w:val="left"/>
       </w:pPr>
       <w:r>
@@ -1192,6 +1302,7 @@
     <w:p>
       <w:pPr>
         <w:pStyle w:val="ListNumber"/>
+        <w:spacing w:line="259" w:lineRule="auto" w:after="60"/>
       </w:pPr>
       <w:r>
         <w:rPr>
@@ -1205,6 +1316,7 @@
     </w:p>
     <w:p>
       <w:pPr>
+        <w:spacing w:line="259" w:lineRule="auto" w:after="60"/>
         <w:jc w:val="left"/>
       </w:pPr>
       <w:r>
@@ -1214,6 +1326,7 @@
     <w:p>
       <w:pPr>
         <w:pStyle w:val="Heading3"/>
+        <w:spacing w:line="259" w:lineRule="auto" w:after="60"/>
       </w:pPr>
       <w:r>
         <w:rPr>
@@ -1224,6 +1337,7 @@
     </w:p>
     <w:p>
       <w:pPr>
+        <w:spacing w:line="259" w:lineRule="auto" w:after="60"/>
         <w:jc w:val="left"/>
       </w:pPr>
       <w:r>
@@ -1232,6 +1346,7 @@
     </w:p>
     <w:p>
       <w:pPr>
+        <w:spacing w:line="259" w:lineRule="auto" w:after="60"/>
         <w:jc w:val="left"/>
       </w:pPr>
       <w:r>
@@ -1241,6 +1356,7 @@
     <w:p>
       <w:pPr>
         <w:pStyle w:val="Heading3"/>
+        <w:spacing w:line="259" w:lineRule="auto" w:after="60"/>
       </w:pPr>
       <w:r>
         <w:rPr>
@@ -1251,6 +1367,7 @@
     </w:p>
     <w:p>
       <w:pPr>
+        <w:spacing w:line="259" w:lineRule="auto" w:after="60"/>
         <w:jc w:val="left"/>
       </w:pPr>
       <w:r>
@@ -1259,6 +1376,7 @@
     </w:p>
     <w:p>
       <w:pPr>
+        <w:spacing w:line="259" w:lineRule="auto" w:after="60"/>
         <w:jc w:val="left"/>
       </w:pPr>
       <w:r>
@@ -1267,6 +1385,7 @@
     </w:p>
     <w:p>
       <w:pPr>
+        <w:spacing w:line="259" w:lineRule="auto" w:after="60"/>
         <w:jc w:val="left"/>
       </w:pPr>
       <w:r>
@@ -1275,16 +1394,22 @@
     </w:p>
     <w:p>
       <w:pPr>
+        <w:spacing w:line="259" w:lineRule="auto" w:after="60"/>
         <w:jc w:val="left"/>
       </w:pPr>
       <w:r>
         <w:t>lösung, vorbehaltlich Zustimmung des Sachwalters).</w:t>
       </w:r>
     </w:p>
-    <w:p/>
+    <w:p>
+      <w:pPr>
+        <w:spacing w:line="259" w:lineRule="auto" w:after="60"/>
+      </w:pPr>
+    </w:p>
     <w:p>
       <w:pPr>
         <w:pStyle w:val="Heading2"/>
+        <w:spacing w:line="259" w:lineRule="auto" w:after="60"/>
       </w:pPr>
       <w:r>
         <w:rPr>
@@ -1296,6 +1421,7 @@
     <w:p>
       <w:pPr>
         <w:pStyle w:val="ListNumber"/>
+        <w:spacing w:line="259" w:lineRule="auto" w:after="60"/>
       </w:pPr>
       <w:r>
         <w:t>Anlage 1: Integrierter Finanzplan 2026–2030 (GuV, Bilanz, Cashflow)</w:t>
@@ -1304,6 +1430,7 @@
     <w:p>
       <w:pPr>
         <w:pStyle w:val="ListNumber"/>
+        <w:spacing w:line="259" w:lineRule="auto" w:after="60"/>
       </w:pPr>
       <w:r>
         <w:t>Anlage 2: 13-Wochen-Liquiditätsplan (vgl. xlsx/liquiditaetsplan_13wochen.xlsx)</w:t>
@@ -1312,6 +1439,7 @@
     <w:p>
       <w:pPr>
         <w:pStyle w:val="ListNumber"/>
+        <w:spacing w:line="259" w:lineRule="auto" w:after="60"/>
       </w:pPr>
       <w:r>
         <w:t>Anlage 3: Planbescheinigung RA Dr. Drosselberg gemäß § 76 StaRUG</w:t>
@@ -1320,6 +1448,7 @@
     <w:p>
       <w:pPr>
         <w:pStyle w:val="ListNumber"/>
+        <w:spacing w:line="259" w:lineRule="auto" w:after="60"/>
       </w:pPr>
       <w:r>
         <w:t>Anlage 4: Gesellschafterbeschluss (Zustimmung Kommanditisten zur Planeinreichung)</w:t>
@@ -1328,6 +1457,7 @@
     <w:p>
       <w:pPr>
         <w:pStyle w:val="ListNumber"/>
+        <w:spacing w:line="259" w:lineRule="auto" w:after="60"/>
       </w:pPr>
       <w:r>
         <w:t>Anlage 5: IDW-S-6-Gutachten-Auszug (vgl. Aktenstück 04)</w:t>
@@ -1336,15 +1466,21 @@
     <w:p>
       <w:pPr>
         <w:pStyle w:val="ListNumber"/>
+        <w:spacing w:line="259" w:lineRule="auto" w:after="60"/>
       </w:pPr>
       <w:r>
         <w:t>Anlage 6: Unternehmensbewertung (Ertragswertmethode, vereinfacht)</w:t>
       </w:r>
     </w:p>
-    <w:p/>
+    <w:p>
+      <w:pPr>
+        <w:spacing w:line="259" w:lineRule="auto" w:after="60"/>
+      </w:pPr>
+    </w:p>
     <w:p>
       <w:pPr>
         <w:pStyle w:val="Heading2"/>
+        <w:spacing w:line="259" w:lineRule="auto" w:after="60"/>
       </w:pPr>
       <w:r>
         <w:rPr>
@@ -1355,6 +1491,7 @@
     </w:p>
     <w:p>
       <w:pPr>
+        <w:spacing w:line="259" w:lineRule="auto" w:after="60"/>
         <w:jc w:val="left"/>
       </w:pPr>
       <w:r>
@@ -1363,6 +1500,7 @@
     </w:p>
     <w:p>
       <w:pPr>
+        <w:spacing w:line="259" w:lineRule="auto" w:after="60"/>
         <w:jc w:val="left"/>
       </w:pPr>
       <w:r>
@@ -1371,6 +1509,7 @@
     </w:p>
     <w:p>
       <w:pPr>
+        <w:spacing w:line="259" w:lineRule="auto" w:after="60"/>
         <w:jc w:val="left"/>
       </w:pPr>
       <w:r>
@@ -1385,6 +1524,7 @@
     </w:p>
     <w:p>
       <w:pPr>
+        <w:spacing w:line="259" w:lineRule="auto" w:after="60"/>
         <w:jc w:val="left"/>
       </w:pPr>
       <w:r>
@@ -1396,6 +1536,7 @@
     </w:p>
     <w:p>
       <w:pPr>
+        <w:spacing w:line="259" w:lineRule="auto" w:after="60"/>
         <w:jc w:val="left"/>
       </w:pPr>
       <w:r>
@@ -1404,6 +1545,7 @@
     </w:p>
     <w:p>
       <w:pPr>
+        <w:spacing w:line="259" w:lineRule="auto" w:after="60"/>
         <w:jc w:val="left"/>
       </w:pPr>
       <w:r>
@@ -1412,6 +1554,7 @@
     </w:p>
     <w:p>
       <w:pPr>
+        <w:spacing w:line="259" w:lineRule="auto" w:after="60"/>
         <w:jc w:val="left"/>
       </w:pPr>
       <w:r>
@@ -1423,6 +1566,7 @@
     </w:p>
     <w:p>
       <w:pPr>
+        <w:spacing w:line="259" w:lineRule="auto" w:after="60"/>
         <w:jc w:val="left"/>
       </w:pPr>
       <w:r>
@@ -1431,6 +1575,7 @@
     </w:p>
     <w:p>
       <w:pPr>
+        <w:spacing w:line="259" w:lineRule="auto" w:after="60"/>
         <w:jc w:val="left"/>
       </w:pPr>
       <w:r>
@@ -1439,6 +1584,7 @@
     </w:p>
     <w:p>
       <w:pPr>
+        <w:spacing w:line="259" w:lineRule="auto" w:after="60"/>
         <w:jc w:val="left"/>
       </w:pPr>
       <w:r>
@@ -1447,15 +1593,21 @@
     </w:p>
     <w:p>
       <w:pPr>
+        <w:spacing w:line="259" w:lineRule="auto" w:after="60"/>
         <w:jc w:val="left"/>
       </w:pPr>
       <w:r>
         <w:t>Gruppen zugestimmt hat.</w:t>
       </w:r>
     </w:p>
-    <w:p/>
     <w:p>
       <w:pPr>
+        <w:spacing w:line="259" w:lineRule="auto" w:after="60"/>
+      </w:pPr>
+    </w:p>
+    <w:p>
+      <w:pPr>
+        <w:spacing w:line="259" w:lineRule="auto" w:after="60"/>
         <w:jc w:val="left"/>
       </w:pPr>
       <w:r>
@@ -1467,6 +1619,7 @@
     </w:p>
     <w:p>
       <w:pPr>
+        <w:spacing w:line="259" w:lineRule="auto" w:after="60"/>
         <w:jc w:val="left"/>
       </w:pPr>
       <w:r>
@@ -1478,6 +1631,7 @@
     </w:p>
     <w:p>
       <w:pPr>
+        <w:spacing w:line="259" w:lineRule="auto" w:after="60"/>
         <w:jc w:val="left"/>
       </w:pPr>
       <w:r>
@@ -1488,13 +1642,58 @@
       </w:r>
     </w:p>
     <w:sectPr>
+      <w:headerReference w:type="default" r:id="rId9"/>
+      <w:footerReference w:type="default" r:id="rId10"/>
       <w:pgSz w:w="11906" w:h="16838"/>
-      <w:pgMar w:top="1417" w:right="1417" w:bottom="1417" w:left="1417" w:header="720" w:footer="720" w:gutter="0"/>
+      <w:pgMar w:top="1191" w:right="1247" w:bottom="1134" w:left="1361" w:header="720" w:footer="720" w:gutter="0"/>
       <w:cols w:space="720"/>
       <w:docGrid w:linePitch="360"/>
     </w:sectPr>
   </w:body>
 </w:document>
+</file>
+
+<file path=word/footer1.xml><?xml version="1.0" encoding="utf-8"?>
+<w:ftr xmlns:m="http://schemas.openxmlformats.org/officeDocument/2006/math" xmlns:mc="http://schemas.openxmlformats.org/markup-compatibility/2006" xmlns:mo="http://schemas.microsoft.com/office/mac/office/2008/main" xmlns:mv="urn:schemas-microsoft-com:mac:vml" xmlns:o="urn:schemas-microsoft-com:office:office" xmlns:r="http://schemas.openxmlformats.org/officeDocument/2006/relationships" xmlns:v="urn:schemas-microsoft-com:vml" xmlns:w10="urn:schemas-microsoft-com:office:word" xmlns:w14="http://schemas.microsoft.com/office/word/2010/wordml" xmlns:w="http://schemas.openxmlformats.org/wordprocessingml/2006/main" xmlns:wne="http://schemas.microsoft.com/office/word/2006/wordml" xmlns:wp14="http://schemas.microsoft.com/office/word/2010/wordprocessingDrawing" xmlns:wp="http://schemas.openxmlformats.org/drawingml/2006/wordprocessingDrawing" xmlns:wpc="http://schemas.microsoft.com/office/word/2010/wordprocessingCanvas" xmlns:wpg="http://schemas.microsoft.com/office/word/2010/wordprocessingGroup" xmlns:wpi="http://schemas.microsoft.com/office/word/2010/wordprocessingInk" xmlns:wps="http://schemas.microsoft.com/office/word/2010/wordprocessingShape" mc:Ignorable="w14 wp14">
+  <w:p>
+    <w:pPr>
+      <w:pStyle w:val="Footer"/>
+      <w:jc w:val="left"/>
+    </w:pPr>
+    <w:r/>
+    <w:r>
+      <w:rPr>
+        <w:rFonts w:ascii="Times New Roman" w:hAnsi="Times New Roman"/>
+        <w:b w:val="0"/>
+        <w:color w:val="777777"/>
+        <w:sz w:val="17"/>
+      </w:rPr>
+      <w:t>Vertraulich | Bearbeitungsstand Juli 2026 | nur zur Aktenbearbeitung</w:t>
+    </w:r>
+  </w:p>
+</w:ftr>
+</file>
+
+<file path=word/header1.xml><?xml version="1.0" encoding="utf-8"?>
+<w:hdr xmlns:m="http://schemas.openxmlformats.org/officeDocument/2006/math" xmlns:mc="http://schemas.openxmlformats.org/markup-compatibility/2006" xmlns:mo="http://schemas.microsoft.com/office/mac/office/2008/main" xmlns:mv="urn:schemas-microsoft-com:mac:vml" xmlns:o="urn:schemas-microsoft-com:office:office" xmlns:r="http://schemas.openxmlformats.org/officeDocument/2006/relationships" xmlns:v="urn:schemas-microsoft-com:vml" xmlns:w10="urn:schemas-microsoft-com:office:word" xmlns:w14="http://schemas.microsoft.com/office/word/2010/wordml" xmlns:w="http://schemas.openxmlformats.org/wordprocessingml/2006/main" xmlns:wne="http://schemas.microsoft.com/office/word/2006/wordml" xmlns:wp14="http://schemas.microsoft.com/office/word/2010/wordprocessingDrawing" xmlns:wp="http://schemas.openxmlformats.org/drawingml/2006/wordprocessingDrawing" xmlns:wpc="http://schemas.microsoft.com/office/word/2010/wordprocessingCanvas" xmlns:wpg="http://schemas.microsoft.com/office/word/2010/wordprocessingGroup" xmlns:wpi="http://schemas.microsoft.com/office/word/2010/wordprocessingInk" xmlns:wps="http://schemas.microsoft.com/office/word/2010/wordprocessingShape" mc:Ignorable="w14 wp14">
+  <w:p>
+    <w:pPr>
+      <w:pStyle w:val="Header"/>
+      <w:jc w:val="left"/>
+    </w:pPr>
+    <w:r/>
+    <w:r>
+      <w:rPr>
+        <w:rFonts w:ascii="Times New Roman" w:hAnsi="Times New Roman"/>
+        <w:b w:val="0"/>
+        <w:i w:val="0"/>
+        <w:color w:val="666666"/>
+        <w:sz w:val="17"/>
+      </w:rPr>
+      <w:t>Lindenhof und Partner mbB | Insolvenz- und Restrukturierungsakte | Bearbeitungsstand Juli 2026</w:t>
+    </w:r>
+  </w:p>
+</w:hdr>
 </file>
 
 <file path=word/numbering.xml><?xml version="1.0" encoding="utf-8"?>
@@ -2211,11 +2410,12 @@
       <w:contextualSpacing/>
     </w:pPr>
     <w:rPr>
-      <w:rFonts w:asciiTheme="majorHAnsi" w:eastAsiaTheme="majorEastAsia" w:hAnsiTheme="majorHAnsi" w:cstheme="majorBidi"/>
+      <w:rFonts w:asciiTheme="majorHAnsi" w:eastAsiaTheme="majorEastAsia" w:hAnsiTheme="majorHAnsi" w:cstheme="majorBidi" w:ascii="Times New Roman" w:hAnsi="Times New Roman"/>
+      <w:b/>
       <w:color w:val="17365D" w:themeColor="text2" w:themeShade="BF"/>
       <w:spacing w:val="5"/>
       <w:kern w:val="28"/>
-      <w:sz w:val="52"/>
+      <w:sz w:val="30"/>
       <w:szCs w:val="52"/>
     </w:rPr>
   </w:style>
